--- a/pharma-tech-prototype/export/Pharma-Tech-AVV-Vorlage.docx
+++ b/pharma-tech-prototype/export/Pharma-Tech-AVV-Vorlage.docx
@@ -219,6 +219,51 @@
     </w:p>
     <w:p>
       <w:pPr>
+        <w:spacing w:after="160" w:before="120"/>
+      </w:pPr>
+      <w:r>
+        <w:drawing>
+          <wp:inline distT="0" distB="0" distL="0" distR="0">
+            <wp:extent cx="1676400" cy="409575"/>
+            <wp:effectExtent t="0" r="0" b="0" l="0"/>
+            <wp:docPr id="1" name="" descr="" title=""/>
+            <wp:cNvGraphicFramePr>
+              <a:graphicFrameLocks xmlns:a="http://schemas.openxmlformats.org/drawingml/2006/main" noChangeAspect="1"/>
+            </wp:cNvGraphicFramePr>
+            <a:graphic xmlns:a="http://schemas.openxmlformats.org/drawingml/2006/main">
+              <a:graphicData uri="http://schemas.openxmlformats.org/drawingml/2006/picture">
+                <pic:pic xmlns:pic="http://schemas.openxmlformats.org/drawingml/2006/picture">
+                  <pic:nvPicPr>
+                    <pic:cNvPr id="0" name="" descr=""/>
+                    <pic:cNvPicPr>
+                      <a:picLocks noChangeAspect="1" noChangeArrowheads="1"/>
+                    </pic:cNvPicPr>
+                  </pic:nvPicPr>
+                  <pic:blipFill>
+                    <a:blip r:embed="rId9" cstate="none"/>
+                    <a:srcRect/>
+                    <a:stretch>
+                      <a:fillRect/>
+                    </a:stretch>
+                  </pic:blipFill>
+                  <pic:spPr bwMode="auto">
+                    <a:xfrm>
+                      <a:off x="0" y="0"/>
+                      <a:ext cx="1676400" cy="409575"/>
+                    </a:xfrm>
+                    <a:prstGeom prst="rect">
+                      <a:avLst/>
+                    </a:prstGeom>
+                  </pic:spPr>
+                </pic:pic>
+              </a:graphicData>
+            </a:graphic>
+          </wp:inline>
+        </w:drawing>
+      </w:r>
+    </w:p>
+    <w:p>
+      <w:pPr>
         <w:spacing w:after="160"/>
       </w:pPr>
       <w:r>
@@ -232,7 +277,7 @@
         <w:rPr>
           <w:u w:val="single"/>
         </w:rPr>
-        <w:t xml:space="preserve">              </w:t>
+        <w:t xml:space="preserve">IT-World</w:t>
       </w:r>
     </w:p>
     <w:p>

--- a/pharma-tech-prototype/export/Pharma-Tech-AVV-Vorlage.docx
+++ b/pharma-tech-prototype/export/Pharma-Tech-AVV-Vorlage.docx
@@ -219,51 +219,6 @@
     </w:p>
     <w:p>
       <w:pPr>
-        <w:spacing w:after="160" w:before="120"/>
-      </w:pPr>
-      <w:r>
-        <w:drawing>
-          <wp:inline distT="0" distB="0" distL="0" distR="0">
-            <wp:extent cx="1676400" cy="409575"/>
-            <wp:effectExtent t="0" r="0" b="0" l="0"/>
-            <wp:docPr id="1" name="" descr="" title=""/>
-            <wp:cNvGraphicFramePr>
-              <a:graphicFrameLocks xmlns:a="http://schemas.openxmlformats.org/drawingml/2006/main" noChangeAspect="1"/>
-            </wp:cNvGraphicFramePr>
-            <a:graphic xmlns:a="http://schemas.openxmlformats.org/drawingml/2006/main">
-              <a:graphicData uri="http://schemas.openxmlformats.org/drawingml/2006/picture">
-                <pic:pic xmlns:pic="http://schemas.openxmlformats.org/drawingml/2006/picture">
-                  <pic:nvPicPr>
-                    <pic:cNvPr id="0" name="" descr=""/>
-                    <pic:cNvPicPr>
-                      <a:picLocks noChangeAspect="1" noChangeArrowheads="1"/>
-                    </pic:cNvPicPr>
-                  </pic:nvPicPr>
-                  <pic:blipFill>
-                    <a:blip r:embed="rId9" cstate="none"/>
-                    <a:srcRect/>
-                    <a:stretch>
-                      <a:fillRect/>
-                    </a:stretch>
-                  </pic:blipFill>
-                  <pic:spPr bwMode="auto">
-                    <a:xfrm>
-                      <a:off x="0" y="0"/>
-                      <a:ext cx="1676400" cy="409575"/>
-                    </a:xfrm>
-                    <a:prstGeom prst="rect">
-                      <a:avLst/>
-                    </a:prstGeom>
-                  </pic:spPr>
-                </pic:pic>
-              </a:graphicData>
-            </a:graphic>
-          </wp:inline>
-        </w:drawing>
-      </w:r>
-    </w:p>
-    <w:p>
-      <w:pPr>
         <w:spacing w:after="160"/>
       </w:pPr>
       <w:r>
@@ -332,6 +287,24 @@
           <w:u w:val="single"/>
         </w:rPr>
         <w:t xml:space="preserve">              </w:t>
+      </w:r>
+    </w:p>
+    <w:p>
+      <w:pPr>
+        <w:spacing w:after="160"/>
+      </w:pPr>
+      <w:r>
+        <w:rPr>
+          <w:b/>
+          <w:bCs/>
+        </w:rPr>
+        <w:t xml:space="preserve">E-Mail: </w:t>
+      </w:r>
+      <w:r>
+        <w:rPr>
+          <w:u w:val="single"/>
+        </w:rPr>
+        <w:t xml:space="preserve">info.it-world@gmx.net</w:t>
       </w:r>
     </w:p>
     <w:p>

--- a/pharma-tech-prototype/export/Pharma-Tech-AVV-Vorlage.docx
+++ b/pharma-tech-prototype/export/Pharma-Tech-AVV-Vorlage.docx
@@ -215,6 +215,51 @@
           <w:bCs/>
         </w:rPr>
         <w:t xml:space="preserve">(2) Auftragsverarbeiter im Sinne des Art. 4 Nr. 8 DSGVO</w:t>
+      </w:r>
+    </w:p>
+    <w:p>
+      <w:pPr>
+        <w:spacing w:after="160" w:before="120"/>
+      </w:pPr>
+      <w:r>
+        <w:drawing>
+          <wp:inline distT="0" distB="0" distL="0" distR="0">
+            <wp:extent cx="857250" cy="857250"/>
+            <wp:effectExtent t="0" r="0" b="0" l="0"/>
+            <wp:docPr id="1" name="" descr="" title=""/>
+            <wp:cNvGraphicFramePr>
+              <a:graphicFrameLocks xmlns:a="http://schemas.openxmlformats.org/drawingml/2006/main" noChangeAspect="1"/>
+            </wp:cNvGraphicFramePr>
+            <a:graphic xmlns:a="http://schemas.openxmlformats.org/drawingml/2006/main">
+              <a:graphicData uri="http://schemas.openxmlformats.org/drawingml/2006/picture">
+                <pic:pic xmlns:pic="http://schemas.openxmlformats.org/drawingml/2006/picture">
+                  <pic:nvPicPr>
+                    <pic:cNvPr id="0" name="" descr=""/>
+                    <pic:cNvPicPr>
+                      <a:picLocks noChangeAspect="1" noChangeArrowheads="1"/>
+                    </pic:cNvPicPr>
+                  </pic:nvPicPr>
+                  <pic:blipFill>
+                    <a:blip r:embed="rId9" cstate="none"/>
+                    <a:srcRect/>
+                    <a:stretch>
+                      <a:fillRect/>
+                    </a:stretch>
+                  </pic:blipFill>
+                  <pic:spPr bwMode="auto">
+                    <a:xfrm>
+                      <a:off x="0" y="0"/>
+                      <a:ext cx="857250" cy="857250"/>
+                    </a:xfrm>
+                    <a:prstGeom prst="rect">
+                      <a:avLst/>
+                    </a:prstGeom>
+                  </pic:spPr>
+                </pic:pic>
+              </a:graphicData>
+            </a:graphic>
+          </wp:inline>
+        </w:drawing>
       </w:r>
     </w:p>
     <w:p>

--- a/pharma-tech-prototype/export/Pharma-Tech-AVV-Vorlage.docx
+++ b/pharma-tech-prototype/export/Pharma-Tech-AVV-Vorlage.docx
@@ -769,15 +769,15 @@
           <w:bCs/>
           <w:color w:val="0A5C46"/>
         </w:rPr>
-        <w:t xml:space="preserve">§ 8 Meldepflichten bei Verletzungen des Schutzes personenbezogener Daten</w:t>
-      </w:r>
-    </w:p>
-    <w:p>
-      <w:pPr>
-        <w:spacing w:after="160"/>
-      </w:pPr>
-      <w:r>
-        <w:t xml:space="preserve">Der Auftragsverarbeiter informiert den Verantwortlichen unverzüglich, spätestens jedoch innerhalb von 24 Stunden nach Bekanntwerden, über jede Verletzung des Schutzes personenbezogener Daten gemäß Art. 33, 34 DSGVO und unterstützt ihn bei der Erfüllung seiner Meldepflichten gegenüber Aufsichtsbehörden und Betroffenen.</w:t>
+        <w:t xml:space="preserve">§ 8 Verarbeitungsort und Drittlandtransfer</w:t>
+      </w:r>
+    </w:p>
+    <w:p>
+      <w:pPr>
+        <w:spacing w:after="160"/>
+      </w:pPr>
+      <w:r>
+        <w:t xml:space="preserve">Die Verarbeitung personenbezogener Daten erfolgt ausschließlich innerhalb der Europäischen Union bzw. des Europäischen Wirtschaftsraums (EU/EWR). Eine Übermittlung in Drittstaaten außerhalb des EU/EWR findet nicht statt, es sei denn, die Voraussetzungen der Art. 44 ff. DSGVO (z. B. Angemessenheitsbeschluss der EU-Kommission oder Standardvertragsklauseln) liegen vor und der Verantwortliche wurde vorab informiert und hat zugestimmt. Dies gilt auch für sämtliche gemäß Anlage 2 eingesetzte Unterauftragsverarbeiter.</w:t>
       </w:r>
     </w:p>
     <w:p>
@@ -791,15 +791,15 @@
           <w:bCs/>
           <w:color w:val="0A5C46"/>
         </w:rPr>
-        <w:t xml:space="preserve">§ 9 Kontrollrechte des Verantwortlichen</w:t>
-      </w:r>
-    </w:p>
-    <w:p>
-      <w:pPr>
-        <w:spacing w:after="160"/>
-      </w:pPr>
-      <w:r>
-        <w:t xml:space="preserve">Der Verantwortliche hat das Recht, sich von der Einhaltung der in diesem Vertrag vereinbarten technischen und organisatorischen Maßnahmen zu überzeugen, z. B. durch Einholung von Nachweisen, Selbstauskünften oder — nach vorheriger Ankündigung mit angemessener Frist — durch Vor-Ort-Kontrollen.</w:t>
+        <w:t xml:space="preserve">§ 9 Meldepflichten bei Verletzungen des Schutzes personenbezogener Daten</w:t>
+      </w:r>
+    </w:p>
+    <w:p>
+      <w:pPr>
+        <w:spacing w:after="160"/>
+      </w:pPr>
+      <w:r>
+        <w:t xml:space="preserve">Der Auftragsverarbeiter informiert den Verantwortlichen unverzüglich, spätestens jedoch innerhalb von 24 Stunden nach Bekanntwerden, über jede Verletzung des Schutzes personenbezogener Daten gemäß Art. 33, 34 DSGVO und unterstützt ihn bei der Erfüllung seiner Meldepflichten gegenüber Aufsichtsbehörden und Betroffenen.</w:t>
       </w:r>
     </w:p>
     <w:p>
@@ -813,33 +813,15 @@
           <w:bCs/>
           <w:color w:val="0A5C46"/>
         </w:rPr>
-        <w:t xml:space="preserve">§ 10 Löschung und Rückgabe personenbezogener Daten</w:t>
-      </w:r>
-    </w:p>
-    <w:p>
-      <w:pPr>
-        <w:spacing w:after="160"/>
-      </w:pPr>
-      <w:r>
-        <w:t xml:space="preserve">Nach Beendigung der vertraglichen Leistungen löscht der Auftragsverarbeiter sämtliche personenbezogenen Daten oder gibt sie nach Wahl des Verantwortlichen zurück, sofern nicht gesetzliche Aufbewahrungspflichten entgegenstehen.</w:t>
-      </w:r>
-    </w:p>
-    <w:p>
-      <w:pPr>
-        <w:spacing w:after="160"/>
-      </w:pPr>
-      <w:r>
-        <w:rPr>
-          <w:b/>
-          <w:bCs/>
-        </w:rPr>
-        <w:t xml:space="preserve">Vereinbarte Löschfrist nach Vertragsende: </w:t>
-      </w:r>
-      <w:r>
-        <w:rPr>
-          <w:u w:val="single"/>
-        </w:rPr>
-        <w:t xml:space="preserve">          </w:t>
+        <w:t xml:space="preserve">§ 10 Kontrollrechte des Verantwortlichen</w:t>
+      </w:r>
+    </w:p>
+    <w:p>
+      <w:pPr>
+        <w:spacing w:after="160"/>
+      </w:pPr>
+      <w:r>
+        <w:t xml:space="preserve">Der Verantwortliche hat das Recht, sich von der Einhaltung der in diesem Vertrag vereinbarten technischen und organisatorischen Maßnahmen zu überzeugen, z. B. durch Einholung von Nachweisen, Selbstauskünften oder — nach vorheriger Ankündigung mit angemessener Frist — durch Vor-Ort-Kontrollen.</w:t>
       </w:r>
     </w:p>
     <w:p>
@@ -853,15 +835,33 @@
           <w:bCs/>
           <w:color w:val="0A5C46"/>
         </w:rPr>
-        <w:t xml:space="preserve">§ 11 Haftung</w:t>
-      </w:r>
-    </w:p>
-    <w:p>
-      <w:pPr>
-        <w:spacing w:after="160"/>
-      </w:pPr>
-      <w:r>
-        <w:t xml:space="preserve">Es gilt die gesetzliche Haftungsregelung gemäß Art. 82 DSGVO. Im Innenverhältnis haftet jede Partei für von ihr verursachte Schäden entsprechend ihres Verursachungsbeitrags.</w:t>
+        <w:t xml:space="preserve">§ 11 Löschung und Rückgabe personenbezogener Daten</w:t>
+      </w:r>
+    </w:p>
+    <w:p>
+      <w:pPr>
+        <w:spacing w:after="160"/>
+      </w:pPr>
+      <w:r>
+        <w:t xml:space="preserve">Nach Beendigung der vertraglichen Leistungen löscht der Auftragsverarbeiter sämtliche personenbezogenen Daten oder gibt sie nach Wahl des Verantwortlichen zurück, sofern nicht gesetzliche Aufbewahrungspflichten entgegenstehen.</w:t>
+      </w:r>
+    </w:p>
+    <w:p>
+      <w:pPr>
+        <w:spacing w:after="160"/>
+      </w:pPr>
+      <w:r>
+        <w:rPr>
+          <w:b/>
+          <w:bCs/>
+        </w:rPr>
+        <w:t xml:space="preserve">Vereinbarte Löschfrist nach Vertragsende: </w:t>
+      </w:r>
+      <w:r>
+        <w:rPr>
+          <w:u w:val="single"/>
+        </w:rPr>
+        <w:t xml:space="preserve">          </w:t>
       </w:r>
     </w:p>
     <w:p>
@@ -875,7 +875,29 @@
           <w:bCs/>
           <w:color w:val="0A5C46"/>
         </w:rPr>
-        <w:t xml:space="preserve">§ 12 Schlussbestimmungen</w:t>
+        <w:t xml:space="preserve">§ 12 Haftung</w:t>
+      </w:r>
+    </w:p>
+    <w:p>
+      <w:pPr>
+        <w:spacing w:after="160"/>
+      </w:pPr>
+      <w:r>
+        <w:t xml:space="preserve">Es gilt die gesetzliche Haftungsregelung gemäß Art. 82 DSGVO. Im Innenverhältnis haftet jede Partei für von ihr verursachte Schäden entsprechend ihres Verursachungsbeitrags.</w:t>
+      </w:r>
+    </w:p>
+    <w:p>
+      <w:pPr>
+        <w:pStyle w:val="Heading1"/>
+        <w:spacing w:after="160" w:before="360"/>
+      </w:pPr>
+      <w:r>
+        <w:rPr>
+          <w:b/>
+          <w:bCs/>
+          <w:color w:val="0A5C46"/>
+        </w:rPr>
+        <w:t xml:space="preserve">§ 13 Schlussbestimmungen</w:t>
       </w:r>
     </w:p>
     <w:p>
